--- a/evidence/findings/Union-Validation-68480-final.docx
+++ b/evidence/findings/Union-Validation-68480-final.docx
@@ -13,6 +13,7 @@
           <w:lang w:val="en-IN"/>
         </w:rPr>
       </w:pPr>
+      <w:proofErr w:type="gramStart"/>
       <w:r>
         <w:rPr>
           <w:rFonts w:ascii="Times New Roman" w:hAnsi="Times New Roman" w:cs="Times New Roman"/>
@@ -21,7 +22,40 @@
           <w:sz w:val="28"/>
           <w:szCs w:val="28"/>
         </w:rPr>
-        <w:t xml:space="preserve">68480  -    [Validation] C# unions in component parameters </w:t>
+        <w:t>68480  -</w:t>
+      </w:r>
+      <w:proofErr w:type="gramEnd"/>
+      <w:r>
+        <w:rPr>
+          <w:rFonts w:ascii="Times New Roman" w:hAnsi="Times New Roman" w:cs="Times New Roman"/>
+          <w:b/>
+          <w:bCs/>
+          <w:sz w:val="28"/>
+          <w:szCs w:val="28"/>
+        </w:rPr>
+        <w:t xml:space="preserve"> </w:t>
+      </w:r>
+      <w:proofErr w:type="gramStart"/>
+      <w:r>
+        <w:rPr>
+          <w:rFonts w:ascii="Times New Roman" w:hAnsi="Times New Roman" w:cs="Times New Roman"/>
+          <w:b/>
+          <w:bCs/>
+          <w:sz w:val="28"/>
+          <w:szCs w:val="28"/>
+        </w:rPr>
+        <w:t xml:space="preserve">   [</w:t>
+      </w:r>
+      <w:proofErr w:type="gramEnd"/>
+      <w:r>
+        <w:rPr>
+          <w:rFonts w:ascii="Times New Roman" w:hAnsi="Times New Roman" w:cs="Times New Roman"/>
+          <w:b/>
+          <w:bCs/>
+          <w:sz w:val="28"/>
+          <w:szCs w:val="28"/>
+        </w:rPr>
+        <w:t xml:space="preserve">Validation] C# unions in component parameters </w:t>
       </w:r>
       <w:r>
         <w:rPr>
@@ -437,8 +471,20 @@
           <w:sz w:val="28"/>
           <w:szCs w:val="28"/>
         </w:rPr>
-        <w:t>Validation Coverage Summary :</w:t>
-      </w:r>
+        <w:t xml:space="preserve">Validation Coverage </w:t>
+      </w:r>
+      <w:proofErr w:type="gramStart"/>
+      <w:r>
+        <w:rPr>
+          <w:rFonts w:ascii="Times New Roman" w:hAnsi="Times New Roman" w:cs="Times New Roman"/>
+          <w:b/>
+          <w:bCs/>
+          <w:sz w:val="28"/>
+          <w:szCs w:val="28"/>
+        </w:rPr>
+        <w:t>Summary :</w:t>
+      </w:r>
+      <w:proofErr w:type="gramEnd"/>
     </w:p>
     <w:p>
       <w:pPr>
@@ -1900,7 +1946,25 @@
           <w:sz w:val="28"/>
           <w:szCs w:val="28"/>
         </w:rPr>
-        <w:t>The static parent has no page-level @rendermode — it stays static while only the child becomes interactive</w:t>
+        <w:t>The static parent has no page-</w:t>
+      </w:r>
+      <w:proofErr w:type="gramStart"/>
+      <w:r>
+        <w:rPr>
+          <w:rFonts w:ascii="Times New Roman" w:hAnsi="Times New Roman" w:cs="Times New Roman"/>
+          <w:sz w:val="28"/>
+          <w:szCs w:val="28"/>
+        </w:rPr>
+        <w:t>level @rendermode —</w:t>
+      </w:r>
+      <w:proofErr w:type="gramEnd"/>
+      <w:r>
+        <w:rPr>
+          <w:rFonts w:ascii="Times New Roman" w:hAnsi="Times New Roman" w:cs="Times New Roman"/>
+          <w:sz w:val="28"/>
+          <w:szCs w:val="28"/>
+        </w:rPr>
+        <w:t xml:space="preserve"> it stays static while only the child becomes interactive</w:t>
       </w:r>
     </w:p>
     <w:p>
@@ -2019,8 +2083,36 @@
           <w:sz w:val="28"/>
           <w:szCs w:val="28"/>
         </w:rPr>
-        <w:t xml:space="preserve"> and ProductName produce identical JSON object shapes — {"Name": "..."}</w:t>
-      </w:r>
+        <w:t xml:space="preserve"> and ProductName produce identical JSON object </w:t>
+      </w:r>
+      <w:proofErr w:type="gramStart"/>
+      <w:r>
+        <w:rPr>
+          <w:rFonts w:ascii="Times New Roman" w:hAnsi="Times New Roman" w:cs="Times New Roman"/>
+          <w:sz w:val="28"/>
+          <w:szCs w:val="28"/>
+        </w:rPr>
+        <w:t>shapes — {"</w:t>
+      </w:r>
+      <w:proofErr w:type="gramEnd"/>
+      <w:r>
+        <w:rPr>
+          <w:rFonts w:ascii="Times New Roman" w:hAnsi="Times New Roman" w:cs="Times New Roman"/>
+          <w:sz w:val="28"/>
+          <w:szCs w:val="28"/>
+        </w:rPr>
+        <w:t>Name": "</w:t>
+      </w:r>
+      <w:proofErr w:type="gramStart"/>
+      <w:r>
+        <w:rPr>
+          <w:rFonts w:ascii="Times New Roman" w:hAnsi="Times New Roman" w:cs="Times New Roman"/>
+          <w:sz w:val="28"/>
+          <w:szCs w:val="28"/>
+        </w:rPr>
+        <w:t>..."}</w:t>
+      </w:r>
+      <w:proofErr w:type="gramEnd"/>
     </w:p>
     <w:p>
       <w:pPr>
@@ -2064,6 +2156,7 @@
         <w:t>A successful round-trip is not possible for this union without adding [</w:t>
       </w:r>
       <w:proofErr w:type="spellStart"/>
+      <w:proofErr w:type="gramStart"/>
       <w:r>
         <w:rPr>
           <w:rFonts w:ascii="Times New Roman" w:hAnsi="Times New Roman" w:cs="Times New Roman"/>
@@ -2082,6 +2175,7 @@
         <w:t>(</w:t>
       </w:r>
       <w:proofErr w:type="spellStart"/>
+      <w:proofErr w:type="gramEnd"/>
       <w:r>
         <w:rPr>
           <w:rFonts w:ascii="Times New Roman" w:hAnsi="Times New Roman" w:cs="Times New Roman"/>
@@ -2380,7 +2474,43 @@
           <w:szCs w:val="28"/>
         </w:rPr>
         <w:br/>
-        <w:t>The above  cases has been validated for the below scenario</w:t>
+        <w:t xml:space="preserve">The </w:t>
+      </w:r>
+      <w:proofErr w:type="gramStart"/>
+      <w:r>
+        <w:rPr>
+          <w:rFonts w:ascii="Times New Roman" w:hAnsi="Times New Roman" w:cs="Times New Roman"/>
+          <w:sz w:val="28"/>
+          <w:szCs w:val="28"/>
+        </w:rPr>
+        <w:t>above  cases</w:t>
+      </w:r>
+      <w:proofErr w:type="gramEnd"/>
+      <w:r>
+        <w:rPr>
+          <w:rFonts w:ascii="Times New Roman" w:hAnsi="Times New Roman" w:cs="Times New Roman"/>
+          <w:sz w:val="28"/>
+          <w:szCs w:val="28"/>
+        </w:rPr>
+        <w:t xml:space="preserve"> </w:t>
+      </w:r>
+      <w:proofErr w:type="gramStart"/>
+      <w:r>
+        <w:rPr>
+          <w:rFonts w:ascii="Times New Roman" w:hAnsi="Times New Roman" w:cs="Times New Roman"/>
+          <w:sz w:val="28"/>
+          <w:szCs w:val="28"/>
+        </w:rPr>
+        <w:t>has</w:t>
+      </w:r>
+      <w:proofErr w:type="gramEnd"/>
+      <w:r>
+        <w:rPr>
+          <w:rFonts w:ascii="Times New Roman" w:hAnsi="Times New Roman" w:cs="Times New Roman"/>
+          <w:sz w:val="28"/>
+          <w:szCs w:val="28"/>
+        </w:rPr>
+        <w:t xml:space="preserve"> been validated for the below scenario</w:t>
       </w:r>
     </w:p>
     <w:p>
@@ -2429,6 +2559,7 @@
               </w:rPr>
             </w:pPr>
             <w:proofErr w:type="spellStart"/>
+            <w:proofErr w:type="gramStart"/>
             <w:r>
               <w:rPr>
                 <w:rFonts w:ascii="Times New Roman" w:hAnsi="Times New Roman" w:cs="Times New Roman"/>
@@ -2438,6 +2569,7 @@
               <w:t>S.No</w:t>
             </w:r>
             <w:proofErr w:type="spellEnd"/>
+            <w:proofErr w:type="gramEnd"/>
           </w:p>
         </w:tc>
         <w:tc>
@@ -6432,7 +6564,27 @@
                 <w:sz w:val="28"/>
                 <w:szCs w:val="28"/>
               </w:rPr>
-              <w:t>Boundary — Active-null (B03) — Server</w:t>
+              <w:t>Boundary — Active-null (</w:t>
+            </w:r>
+            <w:proofErr w:type="gramStart"/>
+            <w:r>
+              <w:rPr>
+                <w:rFonts w:ascii="Times New Roman" w:hAnsi="Times New Roman" w:cs="Times New Roman"/>
+                <w:color w:val="000000"/>
+                <w:sz w:val="28"/>
+                <w:szCs w:val="28"/>
+              </w:rPr>
+              <w:t>B03) —</w:t>
+            </w:r>
+            <w:proofErr w:type="gramEnd"/>
+            <w:r>
+              <w:rPr>
+                <w:rFonts w:ascii="Times New Roman" w:hAnsi="Times New Roman" w:cs="Times New Roman"/>
+                <w:color w:val="000000"/>
+                <w:sz w:val="28"/>
+                <w:szCs w:val="28"/>
+              </w:rPr>
+              <w:t xml:space="preserve"> Server</w:t>
             </w:r>
           </w:p>
         </w:tc>
@@ -6558,7 +6710,27 @@
                 <w:sz w:val="28"/>
                 <w:szCs w:val="28"/>
               </w:rPr>
-              <w:t>Boundary — Active-null (B03) — WASM</w:t>
+              <w:t>Boundary — Active-null (</w:t>
+            </w:r>
+            <w:proofErr w:type="gramStart"/>
+            <w:r>
+              <w:rPr>
+                <w:rFonts w:ascii="Times New Roman" w:hAnsi="Times New Roman" w:cs="Times New Roman"/>
+                <w:color w:val="000000"/>
+                <w:sz w:val="28"/>
+                <w:szCs w:val="28"/>
+              </w:rPr>
+              <w:t>B03) —</w:t>
+            </w:r>
+            <w:proofErr w:type="gramEnd"/>
+            <w:r>
+              <w:rPr>
+                <w:rFonts w:ascii="Times New Roman" w:hAnsi="Times New Roman" w:cs="Times New Roman"/>
+                <w:color w:val="000000"/>
+                <w:sz w:val="28"/>
+                <w:szCs w:val="28"/>
+              </w:rPr>
+              <w:t xml:space="preserve"> WASM</w:t>
             </w:r>
           </w:p>
         </w:tc>
@@ -6687,7 +6859,27 @@
                 <w:sz w:val="28"/>
                 <w:szCs w:val="28"/>
               </w:rPr>
-              <w:t>Boundary — Active-null (B03) — Auto Cold</w:t>
+              <w:t>Boundary — Active-null (</w:t>
+            </w:r>
+            <w:proofErr w:type="gramStart"/>
+            <w:r>
+              <w:rPr>
+                <w:rFonts w:ascii="Times New Roman" w:hAnsi="Times New Roman" w:cs="Times New Roman"/>
+                <w:color w:val="000000"/>
+                <w:sz w:val="28"/>
+                <w:szCs w:val="28"/>
+              </w:rPr>
+              <w:t>B03) —</w:t>
+            </w:r>
+            <w:proofErr w:type="gramEnd"/>
+            <w:r>
+              <w:rPr>
+                <w:rFonts w:ascii="Times New Roman" w:hAnsi="Times New Roman" w:cs="Times New Roman"/>
+                <w:color w:val="000000"/>
+                <w:sz w:val="28"/>
+                <w:szCs w:val="28"/>
+              </w:rPr>
+              <w:t xml:space="preserve"> Auto Cold</w:t>
             </w:r>
           </w:p>
         </w:tc>
@@ -6813,7 +7005,27 @@
                 <w:sz w:val="28"/>
                 <w:szCs w:val="28"/>
               </w:rPr>
-              <w:t>Boundary — Active-null (B03) — Auto Warm</w:t>
+              <w:t>Boundary — Active-null (</w:t>
+            </w:r>
+            <w:proofErr w:type="gramStart"/>
+            <w:r>
+              <w:rPr>
+                <w:rFonts w:ascii="Times New Roman" w:hAnsi="Times New Roman" w:cs="Times New Roman"/>
+                <w:color w:val="000000"/>
+                <w:sz w:val="28"/>
+                <w:szCs w:val="28"/>
+              </w:rPr>
+              <w:t>B03) —</w:t>
+            </w:r>
+            <w:proofErr w:type="gramEnd"/>
+            <w:r>
+              <w:rPr>
+                <w:rFonts w:ascii="Times New Roman" w:hAnsi="Times New Roman" w:cs="Times New Roman"/>
+                <w:color w:val="000000"/>
+                <w:sz w:val="28"/>
+                <w:szCs w:val="28"/>
+              </w:rPr>
+              <w:t xml:space="preserve"> Auto Warm</w:t>
             </w:r>
           </w:p>
         </w:tc>
@@ -7970,15 +8182,15 @@
         <w:tblLook w:val="04A0" w:firstRow="1" w:lastRow="0" w:firstColumn="1" w:lastColumn="0" w:noHBand="0" w:noVBand="1"/>
       </w:tblPr>
       <w:tblGrid>
-        <w:gridCol w:w="887"/>
-        <w:gridCol w:w="1600"/>
-        <w:gridCol w:w="5184"/>
-        <w:gridCol w:w="1684"/>
+        <w:gridCol w:w="672"/>
+        <w:gridCol w:w="1157"/>
+        <w:gridCol w:w="1594"/>
+        <w:gridCol w:w="5932"/>
       </w:tblGrid>
       <w:tr>
         <w:tc>
           <w:tcPr>
-            <w:tcW w:w="887" w:type="dxa"/>
+            <w:tcW w:w="963" w:type="dxa"/>
             <w:vAlign w:val="center"/>
           </w:tcPr>
           <w:p>
@@ -8001,7 +8213,7 @@
         </w:tc>
         <w:tc>
           <w:tcPr>
-            <w:tcW w:w="1600" w:type="dxa"/>
+            <w:tcW w:w="1756" w:type="dxa"/>
             <w:vAlign w:val="center"/>
           </w:tcPr>
           <w:p>
@@ -8024,7 +8236,7 @@
         </w:tc>
         <w:tc>
           <w:tcPr>
-            <w:tcW w:w="5184" w:type="dxa"/>
+            <w:tcW w:w="4793" w:type="dxa"/>
             <w:vAlign w:val="center"/>
           </w:tcPr>
           <w:p>
@@ -8047,7 +8259,7 @@
         </w:tc>
         <w:tc>
           <w:tcPr>
-            <w:tcW w:w="1684" w:type="dxa"/>
+            <w:tcW w:w="1843" w:type="dxa"/>
             <w:vAlign w:val="center"/>
           </w:tcPr>
           <w:p>
@@ -8072,7 +8284,7 @@
       <w:tr>
         <w:tc>
           <w:tcPr>
-            <w:tcW w:w="887" w:type="dxa"/>
+            <w:tcW w:w="963" w:type="dxa"/>
             <w:vAlign w:val="center"/>
           </w:tcPr>
           <w:p>
@@ -8096,7 +8308,7 @@
         </w:tc>
         <w:tc>
           <w:tcPr>
-            <w:tcW w:w="1600" w:type="dxa"/>
+            <w:tcW w:w="1756" w:type="dxa"/>
             <w:vAlign w:val="center"/>
           </w:tcPr>
           <w:p>
@@ -8120,7 +8332,7 @@
         </w:tc>
         <w:tc>
           <w:tcPr>
-            <w:tcW w:w="5184" w:type="dxa"/>
+            <w:tcW w:w="4793" w:type="dxa"/>
             <w:vAlign w:val="center"/>
           </w:tcPr>
           <w:p>
@@ -8178,30 +8390,80 @@
                 <w:sz w:val="28"/>
                 <w:szCs w:val="28"/>
               </w:rPr>
-              <w:t xml:space="preserve"> failed — "Could not parse the parameter." Component never became interactive. Non-null version (B04) passed everywhere. Persisted-state version (P02) passed everywhere. Reproduced in Debug, Published, and Trimmed.</w:t>
-            </w:r>
-          </w:p>
-        </w:tc>
-        <w:tc>
-          <w:tcPr>
-            <w:tcW w:w="1684" w:type="dxa"/>
+              <w:t xml:space="preserve"> </w:t>
+            </w:r>
+            <w:proofErr w:type="gramStart"/>
+            <w:r>
+              <w:rPr>
+                <w:rFonts w:ascii="Times New Roman" w:hAnsi="Times New Roman" w:cs="Times New Roman"/>
+                <w:color w:val="000000"/>
+                <w:sz w:val="28"/>
+                <w:szCs w:val="28"/>
+              </w:rPr>
+              <w:t>failed — "</w:t>
+            </w:r>
+            <w:proofErr w:type="gramEnd"/>
+            <w:r>
+              <w:rPr>
+                <w:rFonts w:ascii="Times New Roman" w:hAnsi="Times New Roman" w:cs="Times New Roman"/>
+                <w:color w:val="000000"/>
+                <w:sz w:val="28"/>
+                <w:szCs w:val="28"/>
+              </w:rPr>
+              <w:t xml:space="preserve">Could not parse the parameter." </w:t>
+            </w:r>
+            <w:proofErr w:type="gramStart"/>
+            <w:r>
+              <w:rPr>
+                <w:rFonts w:ascii="Times New Roman" w:hAnsi="Times New Roman" w:cs="Times New Roman"/>
+                <w:color w:val="000000"/>
+                <w:sz w:val="28"/>
+                <w:szCs w:val="28"/>
+              </w:rPr>
+              <w:t>Component</w:t>
+            </w:r>
+            <w:proofErr w:type="gramEnd"/>
+            <w:r>
+              <w:rPr>
+                <w:rFonts w:ascii="Times New Roman" w:hAnsi="Times New Roman" w:cs="Times New Roman"/>
+                <w:color w:val="000000"/>
+                <w:sz w:val="28"/>
+                <w:szCs w:val="28"/>
+              </w:rPr>
+              <w:t xml:space="preserve"> never became interactive. Non-null version (B04) passed everywhere. Persisted-state version (P02) passed everywhere. Reproduced in Debug, </w:t>
+            </w:r>
+            <w:r>
+              <w:rPr>
+                <w:rFonts w:ascii="Times New Roman" w:hAnsi="Times New Roman" w:cs="Times New Roman"/>
+                <w:color w:val="000000"/>
+                <w:sz w:val="28"/>
+                <w:szCs w:val="28"/>
+              </w:rPr>
+              <w:lastRenderedPageBreak/>
+              <w:t>Published, and Trimmed.</w:t>
+            </w:r>
+          </w:p>
+        </w:tc>
+        <w:tc>
+          <w:tcPr>
+            <w:tcW w:w="1843" w:type="dxa"/>
             <w:vAlign w:val="center"/>
           </w:tcPr>
           <w:p>
             <w:pPr>
               <w:rPr>
-                <w:rFonts w:ascii="Times New Roman" w:hAnsi="Times New Roman" w:cs="Times New Roman"/>
-                <w:sz w:val="28"/>
-                <w:szCs w:val="28"/>
-              </w:rPr>
-            </w:pPr>
-            <w:r>
-              <w:rPr>
-                <w:rFonts w:ascii="Times New Roman" w:hAnsi="Times New Roman" w:cs="Times New Roman"/>
-                <w:color w:val="000000"/>
-                <w:sz w:val="28"/>
-                <w:szCs w:val="28"/>
-              </w:rPr>
+                <w:sz w:val="28"/>
+                <w:szCs w:val="28"/>
+              </w:rPr>
+            </w:pPr>
+            <w:r>
+              <w:rPr>
+                <w:rFonts w:ascii="Times New Roman" w:hAnsi="Times New Roman" w:cs="Times New Roman"/>
+                <w:color w:val="000000"/>
+                <w:sz w:val="28"/>
+                <w:szCs w:val="28"/>
+              </w:rPr>
+              <w:lastRenderedPageBreak/>
               <w:t xml:space="preserve">Valid null union value can't activate through the </w:t>
             </w:r>
             <w:proofErr w:type="spellStart"/>
@@ -8224,13 +8486,150 @@
               </w:rPr>
               <w:t xml:space="preserve"> parameter path. Works fine through Server and through persisted state.</w:t>
             </w:r>
+            <w:r>
+              <w:rPr>
+                <w:rFonts w:ascii="Times New Roman" w:hAnsi="Times New Roman" w:cs="Times New Roman"/>
+                <w:color w:val="000000"/>
+                <w:sz w:val="28"/>
+                <w:szCs w:val="28"/>
+              </w:rPr>
+              <w:br/>
+            </w:r>
+            <w:r>
+              <w:rPr>
+                <w:sz w:val="28"/>
+                <w:szCs w:val="28"/>
+              </w:rPr>
+              <w:drawing>
+                <wp:inline distT="0" distB="0" distL="0" distR="0" wp14:anchorId="6ACB1247" wp14:editId="37D72E78">
+                  <wp:extent cx="5943600" cy="3343275"/>
+                  <wp:effectExtent l="0" t="0" r="0" b="9525"/>
+                  <wp:docPr id="1625653973" name="Picture 4"/>
+                  <wp:cNvGraphicFramePr>
+                    <a:graphicFrameLocks xmlns:a="http://schemas.openxmlformats.org/drawingml/2006/main" noChangeAspect="1"/>
+                  </wp:cNvGraphicFramePr>
+                  <a:graphic xmlns:a="http://schemas.openxmlformats.org/drawingml/2006/main">
+                    <a:graphicData uri="http://schemas.openxmlformats.org/drawingml/2006/picture">
+                      <pic:pic xmlns:pic="http://schemas.openxmlformats.org/drawingml/2006/picture">
+                        <pic:nvPicPr>
+                          <pic:cNvPr id="0" name="Picture 15"/>
+                          <pic:cNvPicPr>
+                            <a:picLocks noChangeAspect="1" noChangeArrowheads="1"/>
+                          </pic:cNvPicPr>
+                        </pic:nvPicPr>
+                        <pic:blipFill>
+                          <a:blip r:embed="rId6" cstate="print">
+                            <a:extLst>
+                              <a:ext uri="{28A0092B-C50C-407E-A947-70E740481C1C}">
+                                <a14:useLocalDpi xmlns:a14="http://schemas.microsoft.com/office/drawing/2010/main" val="0"/>
+                              </a:ext>
+                            </a:extLst>
+                          </a:blip>
+                          <a:srcRect/>
+                          <a:stretch>
+                            <a:fillRect/>
+                          </a:stretch>
+                        </pic:blipFill>
+                        <pic:spPr bwMode="auto">
+                          <a:xfrm>
+                            <a:off x="0" y="0"/>
+                            <a:ext cx="5943600" cy="3343275"/>
+                          </a:xfrm>
+                          <a:prstGeom prst="rect">
+                            <a:avLst/>
+                          </a:prstGeom>
+                          <a:noFill/>
+                          <a:ln>
+                            <a:noFill/>
+                          </a:ln>
+                        </pic:spPr>
+                      </pic:pic>
+                    </a:graphicData>
+                  </a:graphic>
+                </wp:inline>
+              </w:drawing>
+            </w:r>
+          </w:p>
+          <w:p>
+            <w:pPr>
+              <w:rPr>
+                <w:rFonts w:ascii="Times New Roman" w:hAnsi="Times New Roman" w:cs="Times New Roman"/>
+                <w:sz w:val="28"/>
+                <w:szCs w:val="28"/>
+              </w:rPr>
+            </w:pPr>
+            <w:r>
+              <w:rPr>
+                <w:rFonts w:ascii="Times New Roman" w:hAnsi="Times New Roman" w:cs="Times New Roman"/>
+                <w:sz w:val="28"/>
+                <w:szCs w:val="28"/>
+              </w:rPr>
+              <w:lastRenderedPageBreak/>
+              <w:drawing>
+                <wp:inline distT="0" distB="0" distL="0" distR="0" wp14:anchorId="29D6C14E" wp14:editId="338DDCB2">
+                  <wp:extent cx="5943600" cy="3343275"/>
+                  <wp:effectExtent l="0" t="0" r="0" b="9525"/>
+                  <wp:docPr id="1273661319" name="Picture 6"/>
+                  <wp:cNvGraphicFramePr>
+                    <a:graphicFrameLocks xmlns:a="http://schemas.openxmlformats.org/drawingml/2006/main" noChangeAspect="1"/>
+                  </wp:cNvGraphicFramePr>
+                  <a:graphic xmlns:a="http://schemas.openxmlformats.org/drawingml/2006/main">
+                    <a:graphicData uri="http://schemas.openxmlformats.org/drawingml/2006/picture">
+                      <pic:pic xmlns:pic="http://schemas.openxmlformats.org/drawingml/2006/picture">
+                        <pic:nvPicPr>
+                          <pic:cNvPr id="0" name="Picture 22"/>
+                          <pic:cNvPicPr>
+                            <a:picLocks noChangeAspect="1" noChangeArrowheads="1"/>
+                          </pic:cNvPicPr>
+                        </pic:nvPicPr>
+                        <pic:blipFill>
+                          <a:blip r:embed="rId7" cstate="print">
+                            <a:extLst>
+                              <a:ext uri="{28A0092B-C50C-407E-A947-70E740481C1C}">
+                                <a14:useLocalDpi xmlns:a14="http://schemas.microsoft.com/office/drawing/2010/main" val="0"/>
+                              </a:ext>
+                            </a:extLst>
+                          </a:blip>
+                          <a:srcRect/>
+                          <a:stretch>
+                            <a:fillRect/>
+                          </a:stretch>
+                        </pic:blipFill>
+                        <pic:spPr bwMode="auto">
+                          <a:xfrm>
+                            <a:off x="0" y="0"/>
+                            <a:ext cx="5943600" cy="3343275"/>
+                          </a:xfrm>
+                          <a:prstGeom prst="rect">
+                            <a:avLst/>
+                          </a:prstGeom>
+                          <a:noFill/>
+                          <a:ln>
+                            <a:noFill/>
+                          </a:ln>
+                        </pic:spPr>
+                      </pic:pic>
+                    </a:graphicData>
+                  </a:graphic>
+                </wp:inline>
+              </w:drawing>
+            </w:r>
+          </w:p>
+          <w:p>
+            <w:pPr>
+              <w:rPr>
+                <w:rFonts w:ascii="Times New Roman" w:hAnsi="Times New Roman" w:cs="Times New Roman"/>
+                <w:sz w:val="28"/>
+                <w:szCs w:val="28"/>
+              </w:rPr>
+            </w:pPr>
           </w:p>
         </w:tc>
       </w:tr>
       <w:tr>
         <w:tc>
           <w:tcPr>
-            <w:tcW w:w="887" w:type="dxa"/>
+            <w:tcW w:w="963" w:type="dxa"/>
             <w:vAlign w:val="center"/>
           </w:tcPr>
           <w:p>
@@ -8247,13 +8646,21 @@
                 <w:sz w:val="28"/>
                 <w:szCs w:val="28"/>
               </w:rPr>
-              <w:t>OBS-01</w:t>
-            </w:r>
-          </w:p>
-        </w:tc>
-        <w:tc>
-          <w:tcPr>
-            <w:tcW w:w="1600" w:type="dxa"/>
+              <w:t>OBS-0</w:t>
+            </w:r>
+            <w:r>
+              <w:rPr>
+                <w:rFonts w:ascii="Times New Roman" w:hAnsi="Times New Roman" w:cs="Times New Roman"/>
+                <w:sz w:val="28"/>
+                <w:szCs w:val="28"/>
+              </w:rPr>
+              <w:t>1</w:t>
+            </w:r>
+          </w:p>
+        </w:tc>
+        <w:tc>
+          <w:tcPr>
+            <w:tcW w:w="1756" w:type="dxa"/>
             <w:vAlign w:val="center"/>
           </w:tcPr>
           <w:p>
@@ -8270,13 +8677,13 @@
                 <w:sz w:val="28"/>
                 <w:szCs w:val="28"/>
               </w:rPr>
-              <w:t>DX Friction</w:t>
-            </w:r>
-          </w:p>
-        </w:tc>
-        <w:tc>
-          <w:tcPr>
-            <w:tcW w:w="5184" w:type="dxa"/>
+              <w:t>Diagnostic Wording Observation</w:t>
+            </w:r>
+          </w:p>
+        </w:tc>
+        <w:tc>
+          <w:tcPr>
+            <w:tcW w:w="4793" w:type="dxa"/>
             <w:vAlign w:val="center"/>
           </w:tcPr>
           <w:p>
@@ -8293,85 +8700,31 @@
                 <w:sz w:val="28"/>
                 <w:szCs w:val="28"/>
               </w:rPr>
-              <w:t xml:space="preserve">A union parameter containing a string case accepted </w:t>
-            </w:r>
-            <w:proofErr w:type="spellStart"/>
-            <w:r>
-              <w:rPr>
-                <w:rFonts w:ascii="Times New Roman" w:hAnsi="Times New Roman" w:cs="Times New Roman"/>
-                <w:sz w:val="28"/>
-                <w:szCs w:val="28"/>
-              </w:rPr>
-              <w:t>ActiveUnion</w:t>
-            </w:r>
-            <w:proofErr w:type="spellEnd"/>
-            <w:r>
-              <w:rPr>
-                <w:rFonts w:ascii="Times New Roman" w:hAnsi="Times New Roman" w:cs="Times New Roman"/>
-                <w:sz w:val="28"/>
-                <w:szCs w:val="28"/>
-              </w:rPr>
-              <w:t>="</w:t>
-            </w:r>
-            <w:proofErr w:type="spellStart"/>
-            <w:r>
-              <w:rPr>
-                <w:rFonts w:ascii="Times New Roman" w:hAnsi="Times New Roman" w:cs="Times New Roman"/>
-                <w:sz w:val="28"/>
-                <w:szCs w:val="28"/>
-              </w:rPr>
-              <w:t>primitiveUnion</w:t>
-            </w:r>
-            <w:proofErr w:type="spellEnd"/>
-            <w:r>
-              <w:rPr>
-                <w:rFonts w:ascii="Times New Roman" w:hAnsi="Times New Roman" w:cs="Times New Roman"/>
-                <w:sz w:val="28"/>
-                <w:szCs w:val="28"/>
-              </w:rPr>
-              <w:t xml:space="preserve">" as a literal string value instead of the intended parent field reference. Using </w:t>
-            </w:r>
-            <w:proofErr w:type="spellStart"/>
-            <w:r>
-              <w:rPr>
-                <w:rFonts w:ascii="Times New Roman" w:hAnsi="Times New Roman" w:cs="Times New Roman"/>
-                <w:sz w:val="28"/>
-                <w:szCs w:val="28"/>
-              </w:rPr>
-              <w:t>ActiveUnion</w:t>
-            </w:r>
-            <w:proofErr w:type="spellEnd"/>
-            <w:r>
-              <w:rPr>
-                <w:rFonts w:ascii="Times New Roman" w:hAnsi="Times New Roman" w:cs="Times New Roman"/>
-                <w:sz w:val="28"/>
-                <w:szCs w:val="28"/>
-              </w:rPr>
-              <w:t>="@</w:t>
-            </w:r>
-            <w:proofErr w:type="spellStart"/>
-            <w:r>
-              <w:rPr>
-                <w:rFonts w:ascii="Times New Roman" w:hAnsi="Times New Roman" w:cs="Times New Roman"/>
-                <w:sz w:val="28"/>
-                <w:szCs w:val="28"/>
-              </w:rPr>
-              <w:t>primitiveUnion</w:t>
-            </w:r>
-            <w:proofErr w:type="spellEnd"/>
-            <w:r>
-              <w:rPr>
-                <w:rFonts w:ascii="Times New Roman" w:hAnsi="Times New Roman" w:cs="Times New Roman"/>
-                <w:sz w:val="28"/>
-                <w:szCs w:val="28"/>
-              </w:rPr>
-              <w:t>" correctly passed the field value.</w:t>
-            </w:r>
-          </w:p>
-        </w:tc>
-        <w:tc>
-          <w:tcPr>
-            <w:tcW w:w="1684" w:type="dxa"/>
+              <w:t xml:space="preserve">The JSON serializer clearly explained unclassified ambiguity. But the Blazor boundary layer wrapped it in generic </w:t>
+            </w:r>
+            <w:proofErr w:type="gramStart"/>
+            <w:r>
+              <w:rPr>
+                <w:rFonts w:ascii="Times New Roman" w:hAnsi="Times New Roman" w:cs="Times New Roman"/>
+                <w:sz w:val="28"/>
+                <w:szCs w:val="28"/>
+              </w:rPr>
+              <w:t>messages — "</w:t>
+            </w:r>
+            <w:proofErr w:type="gramEnd"/>
+            <w:r>
+              <w:rPr>
+                <w:rFonts w:ascii="Times New Roman" w:hAnsi="Times New Roman" w:cs="Times New Roman"/>
+                <w:sz w:val="28"/>
+                <w:szCs w:val="28"/>
+              </w:rPr>
+              <w:t>component operations not valid" (Server) or "could not parse parameter" (WASM).</w:t>
+            </w:r>
+          </w:p>
+        </w:tc>
+        <w:tc>
+          <w:tcPr>
+            <w:tcW w:w="1843" w:type="dxa"/>
             <w:vAlign w:val="center"/>
           </w:tcPr>
           <w:p>
@@ -8388,268 +8741,88 @@
                 <w:sz w:val="28"/>
                 <w:szCs w:val="28"/>
               </w:rPr>
-              <w:t>Developer experience issue. Easy to misunderstand during component authoring, but behavior is consistent with Razor expression rules.</w:t>
-            </w:r>
-          </w:p>
-        </w:tc>
-      </w:tr>
-      <w:tr>
-        <w:tc>
-          <w:tcPr>
-            <w:tcW w:w="887" w:type="dxa"/>
-            <w:vAlign w:val="center"/>
-          </w:tcPr>
-          <w:p>
-            <w:pPr>
-              <w:rPr>
-                <w:rFonts w:ascii="Times New Roman" w:hAnsi="Times New Roman" w:cs="Times New Roman"/>
-                <w:sz w:val="28"/>
-                <w:szCs w:val="28"/>
-              </w:rPr>
-            </w:pPr>
-            <w:r>
-              <w:rPr>
-                <w:rFonts w:ascii="Times New Roman" w:hAnsi="Times New Roman" w:cs="Times New Roman"/>
-                <w:sz w:val="28"/>
-                <w:szCs w:val="28"/>
-              </w:rPr>
-              <w:t>OBS-02</w:t>
-            </w:r>
-          </w:p>
-        </w:tc>
-        <w:tc>
-          <w:tcPr>
-            <w:tcW w:w="1600" w:type="dxa"/>
-            <w:vAlign w:val="center"/>
-          </w:tcPr>
-          <w:p>
-            <w:pPr>
-              <w:rPr>
-                <w:rFonts w:ascii="Times New Roman" w:hAnsi="Times New Roman" w:cs="Times New Roman"/>
-                <w:sz w:val="28"/>
-                <w:szCs w:val="28"/>
-              </w:rPr>
-            </w:pPr>
-            <w:r>
-              <w:rPr>
-                <w:rFonts w:ascii="Times New Roman" w:hAnsi="Times New Roman" w:cs="Times New Roman"/>
-                <w:sz w:val="28"/>
-                <w:szCs w:val="28"/>
-              </w:rPr>
-              <w:t>Diagnostic Wording Observation</w:t>
-            </w:r>
-          </w:p>
-        </w:tc>
-        <w:tc>
-          <w:tcPr>
-            <w:tcW w:w="5184" w:type="dxa"/>
-            <w:vAlign w:val="center"/>
-          </w:tcPr>
-          <w:p>
-            <w:pPr>
-              <w:rPr>
-                <w:rFonts w:ascii="Times New Roman" w:hAnsi="Times New Roman" w:cs="Times New Roman"/>
-                <w:sz w:val="28"/>
-                <w:szCs w:val="28"/>
-              </w:rPr>
-            </w:pPr>
-            <w:r>
-              <w:rPr>
-                <w:rFonts w:ascii="Times New Roman" w:hAnsi="Times New Roman" w:cs="Times New Roman"/>
-                <w:sz w:val="28"/>
-                <w:szCs w:val="28"/>
-              </w:rPr>
-              <w:t xml:space="preserve">Unsupported query-string binding failed with </w:t>
-            </w:r>
-            <w:proofErr w:type="spellStart"/>
-            <w:r>
-              <w:rPr>
-                <w:rFonts w:ascii="Times New Roman" w:hAnsi="Times New Roman" w:cs="Times New Roman"/>
-                <w:sz w:val="28"/>
-                <w:szCs w:val="28"/>
-              </w:rPr>
-              <w:t>InvalidOperationException</w:t>
-            </w:r>
-            <w:proofErr w:type="spellEnd"/>
-            <w:r>
-              <w:rPr>
-                <w:rFonts w:ascii="Times New Roman" w:hAnsi="Times New Roman" w:cs="Times New Roman"/>
-                <w:sz w:val="28"/>
-                <w:szCs w:val="28"/>
-              </w:rPr>
-              <w:t xml:space="preserve">: </w:t>
-            </w:r>
-            <w:proofErr w:type="spellStart"/>
-            <w:r>
-              <w:rPr>
-                <w:rFonts w:ascii="Times New Roman" w:hAnsi="Times New Roman" w:cs="Times New Roman"/>
-                <w:sz w:val="28"/>
-                <w:szCs w:val="28"/>
-              </w:rPr>
-              <w:t>Querystring</w:t>
-            </w:r>
-            <w:proofErr w:type="spellEnd"/>
-            <w:r>
-              <w:rPr>
-                <w:rFonts w:ascii="Times New Roman" w:hAnsi="Times New Roman" w:cs="Times New Roman"/>
-                <w:sz w:val="28"/>
-                <w:szCs w:val="28"/>
-              </w:rPr>
-              <w:t xml:space="preserve"> values cannot be parsed as type '</w:t>
-            </w:r>
-            <w:proofErr w:type="spellStart"/>
-            <w:r>
-              <w:rPr>
-                <w:rFonts w:ascii="Times New Roman" w:hAnsi="Times New Roman" w:cs="Times New Roman"/>
-                <w:sz w:val="28"/>
-                <w:szCs w:val="28"/>
-              </w:rPr>
-              <w:t>UnionValidationApp.Client.Models.IntOrString</w:t>
-            </w:r>
-            <w:proofErr w:type="spellEnd"/>
-            <w:r>
-              <w:rPr>
-                <w:rFonts w:ascii="Times New Roman" w:hAnsi="Times New Roman" w:cs="Times New Roman"/>
-                <w:sz w:val="28"/>
-                <w:szCs w:val="28"/>
-              </w:rPr>
-              <w:t>'. The message identifies the binding source and target type but does not explicitly state that union types are unsupported for query-string binding.</w:t>
-            </w:r>
-          </w:p>
-        </w:tc>
-        <w:tc>
-          <w:tcPr>
-            <w:tcW w:w="1684" w:type="dxa"/>
-            <w:vAlign w:val="center"/>
-          </w:tcPr>
-          <w:p>
-            <w:pPr>
-              <w:rPr>
-                <w:rFonts w:ascii="Times New Roman" w:hAnsi="Times New Roman" w:cs="Times New Roman"/>
-                <w:sz w:val="28"/>
-                <w:szCs w:val="28"/>
-              </w:rPr>
-            </w:pPr>
-            <w:r>
-              <w:rPr>
-                <w:rFonts w:ascii="Times New Roman" w:hAnsi="Times New Roman" w:cs="Times New Roman"/>
-                <w:sz w:val="28"/>
-                <w:szCs w:val="28"/>
-              </w:rPr>
-              <w:t xml:space="preserve">Minor diagnostic wording improvement opportunity. The error is actionable </w:t>
-            </w:r>
-            <w:r>
-              <w:rPr>
-                <w:rFonts w:ascii="Times New Roman" w:hAnsi="Times New Roman" w:cs="Times New Roman"/>
-                <w:sz w:val="28"/>
-                <w:szCs w:val="28"/>
-              </w:rPr>
-              <w:lastRenderedPageBreak/>
-              <w:t>and prevents silent incorrect binding.</w:t>
-            </w:r>
-          </w:p>
-        </w:tc>
-      </w:tr>
-      <w:tr>
-        <w:tc>
-          <w:tcPr>
-            <w:tcW w:w="887" w:type="dxa"/>
-            <w:vAlign w:val="center"/>
-          </w:tcPr>
-          <w:p>
-            <w:pPr>
-              <w:rPr>
-                <w:rFonts w:ascii="Times New Roman" w:hAnsi="Times New Roman" w:cs="Times New Roman"/>
-                <w:sz w:val="28"/>
-                <w:szCs w:val="28"/>
-              </w:rPr>
-            </w:pPr>
-            <w:r>
-              <w:rPr>
-                <w:rFonts w:ascii="Times New Roman" w:hAnsi="Times New Roman" w:cs="Times New Roman"/>
-                <w:sz w:val="28"/>
-                <w:szCs w:val="28"/>
-              </w:rPr>
-              <w:lastRenderedPageBreak/>
-              <w:t>OBS-0</w:t>
-            </w:r>
-            <w:r>
-              <w:rPr>
-                <w:rFonts w:ascii="Times New Roman" w:hAnsi="Times New Roman" w:cs="Times New Roman"/>
-                <w:sz w:val="28"/>
-                <w:szCs w:val="28"/>
-              </w:rPr>
-              <w:t>3</w:t>
-            </w:r>
-          </w:p>
-        </w:tc>
-        <w:tc>
-          <w:tcPr>
-            <w:tcW w:w="1600" w:type="dxa"/>
-            <w:vAlign w:val="center"/>
-          </w:tcPr>
-          <w:p>
-            <w:pPr>
-              <w:rPr>
-                <w:rFonts w:ascii="Times New Roman" w:hAnsi="Times New Roman" w:cs="Times New Roman"/>
-                <w:sz w:val="28"/>
-                <w:szCs w:val="28"/>
-              </w:rPr>
-            </w:pPr>
-            <w:r>
-              <w:rPr>
-                <w:rFonts w:ascii="Times New Roman" w:hAnsi="Times New Roman" w:cs="Times New Roman"/>
-                <w:sz w:val="28"/>
-                <w:szCs w:val="28"/>
-              </w:rPr>
-              <w:t>Diagnostic Wording Observation</w:t>
-            </w:r>
-          </w:p>
-        </w:tc>
-        <w:tc>
-          <w:tcPr>
-            <w:tcW w:w="5184" w:type="dxa"/>
-            <w:vAlign w:val="center"/>
-          </w:tcPr>
-          <w:p>
-            <w:pPr>
-              <w:rPr>
-                <w:rFonts w:ascii="Times New Roman" w:hAnsi="Times New Roman" w:cs="Times New Roman"/>
-                <w:sz w:val="28"/>
-                <w:szCs w:val="28"/>
-              </w:rPr>
-            </w:pPr>
-            <w:r>
-              <w:rPr>
-                <w:rFonts w:ascii="Times New Roman" w:hAnsi="Times New Roman" w:cs="Times New Roman"/>
-                <w:sz w:val="28"/>
-                <w:szCs w:val="28"/>
-              </w:rPr>
-              <w:t>The JSON serializer clearly explained unclassified ambiguity. But the Blazor boundary layer wrapped it in generic messages — "component operations not valid" (Server) or "could not parse parameter" (WASM).</w:t>
-            </w:r>
-          </w:p>
-        </w:tc>
-        <w:tc>
-          <w:tcPr>
-            <w:tcW w:w="1684" w:type="dxa"/>
-            <w:vAlign w:val="center"/>
-          </w:tcPr>
-          <w:p>
-            <w:pPr>
-              <w:rPr>
-                <w:rFonts w:ascii="Times New Roman" w:hAnsi="Times New Roman" w:cs="Times New Roman"/>
-                <w:sz w:val="28"/>
-                <w:szCs w:val="28"/>
-              </w:rPr>
-            </w:pPr>
-            <w:r>
-              <w:rPr>
-                <w:rFonts w:ascii="Times New Roman" w:hAnsi="Times New Roman" w:cs="Times New Roman"/>
-                <w:sz w:val="28"/>
-                <w:szCs w:val="28"/>
-              </w:rPr>
               <w:t>Safe — no wrong case picked. But the real cause is hidden unless you check server logs.</w:t>
             </w:r>
+            <w:r>
+              <w:rPr>
+                <w:rFonts w:ascii="Times New Roman" w:hAnsi="Times New Roman" w:cs="Times New Roman"/>
+                <w:sz w:val="28"/>
+                <w:szCs w:val="28"/>
+              </w:rPr>
+              <w:br/>
+            </w:r>
+            <w:r>
+              <w:rPr>
+                <w:rFonts w:ascii="Times New Roman" w:hAnsi="Times New Roman" w:cs="Times New Roman"/>
+                <w:sz w:val="28"/>
+                <w:szCs w:val="28"/>
+              </w:rPr>
+              <w:br/>
+            </w:r>
+            <w:r>
+              <w:rPr>
+                <w:rFonts w:ascii="Times New Roman" w:hAnsi="Times New Roman" w:cs="Times New Roman"/>
+                <w:sz w:val="28"/>
+                <w:szCs w:val="28"/>
+              </w:rPr>
+              <w:drawing>
+                <wp:inline distT="0" distB="0" distL="0" distR="0" wp14:anchorId="4844B532" wp14:editId="1BCE7413">
+                  <wp:extent cx="5943600" cy="3342640"/>
+                  <wp:effectExtent l="0" t="0" r="0" b="0"/>
+                  <wp:docPr id="749446291" name="Picture 2"/>
+                  <wp:cNvGraphicFramePr>
+                    <a:graphicFrameLocks xmlns:a="http://schemas.openxmlformats.org/drawingml/2006/main" noChangeAspect="1"/>
+                  </wp:cNvGraphicFramePr>
+                  <a:graphic xmlns:a="http://schemas.openxmlformats.org/drawingml/2006/main">
+                    <a:graphicData uri="http://schemas.openxmlformats.org/drawingml/2006/picture">
+                      <pic:pic xmlns:pic="http://schemas.openxmlformats.org/drawingml/2006/picture">
+                        <pic:nvPicPr>
+                          <pic:cNvPr id="0" name="Picture 8"/>
+                          <pic:cNvPicPr>
+                            <a:picLocks noChangeAspect="1" noChangeArrowheads="1"/>
+                          </pic:cNvPicPr>
+                        </pic:nvPicPr>
+                        <pic:blipFill>
+                          <a:blip r:embed="rId8" cstate="print">
+                            <a:extLst>
+                              <a:ext uri="{28A0092B-C50C-407E-A947-70E740481C1C}">
+                                <a14:useLocalDpi xmlns:a14="http://schemas.microsoft.com/office/drawing/2010/main" val="0"/>
+                              </a:ext>
+                            </a:extLst>
+                          </a:blip>
+                          <a:srcRect/>
+                          <a:stretch>
+                            <a:fillRect/>
+                          </a:stretch>
+                        </pic:blipFill>
+                        <pic:spPr bwMode="auto">
+                          <a:xfrm>
+                            <a:off x="0" y="0"/>
+                            <a:ext cx="5943600" cy="3342640"/>
+                          </a:xfrm>
+                          <a:prstGeom prst="rect">
+                            <a:avLst/>
+                          </a:prstGeom>
+                          <a:noFill/>
+                          <a:ln>
+                            <a:noFill/>
+                          </a:ln>
+                        </pic:spPr>
+                      </pic:pic>
+                    </a:graphicData>
+                  </a:graphic>
+                </wp:inline>
+              </w:drawing>
+            </w:r>
+          </w:p>
+          <w:p>
+            <w:pPr>
+              <w:rPr>
+                <w:rFonts w:ascii="Times New Roman" w:hAnsi="Times New Roman" w:cs="Times New Roman"/>
+                <w:sz w:val="28"/>
+                <w:szCs w:val="28"/>
+              </w:rPr>
+            </w:pPr>
           </w:p>
         </w:tc>
       </w:tr>
@@ -11172,6 +11345,17 @@
       <w:szCs w:val="20"/>
     </w:rPr>
   </w:style>
+  <w:style w:type="paragraph" w:styleId="NormalWeb">
+    <w:name w:val="Normal (Web)"/>
+    <w:basedOn w:val="Normal"/>
+    <w:uiPriority w:val="99"/>
+    <w:semiHidden/>
+    <w:unhideWhenUsed/>
+    <w:rsid w:val="005C339F"/>
+    <w:rPr>
+      <w:rFonts w:ascii="Times New Roman" w:hAnsi="Times New Roman" w:cs="Times New Roman"/>
+    </w:rPr>
+  </w:style>
 </w:styles>
 </file>
 
